--- a/backend/assets/BrightCalendar_Brochure_Commerciale.docx
+++ b/backend/assets/BrightCalendar_Brochure_Commerciale.docx
@@ -1470,6 +1470,524 @@
           <w:color w:val="0891B2"/>
           <w:sz w:val="44"/>
         </w:rPr>
+        <w:t>Aperçu de l'application</w:t>
+      </w:r>
+    </w:p>
+    <w:p>
+      <w:pPr>
+        <w:jc w:val="center"/>
+      </w:pPr>
+      <w:r>
+        <w:rPr>
+          <w:color w:val="0891B2"/>
+          <w:sz w:val="20"/>
+        </w:rPr>
+        <w:t>━━━━━━━━━━━━━━━━━━━━━━━━━━━━━━━━━━━━</w:t>
+      </w:r>
+    </w:p>
+    <w:p>
+      <w:pPr>
+        <w:spacing w:after="200"/>
+      </w:pPr>
+    </w:p>
+    <w:p>
+      <w:pPr>
+        <w:spacing w:after="80"/>
+        <w:jc w:val="center"/>
+      </w:pPr>
+      <w:r>
+        <w:rPr>
+          <w:b w:val="0"/>
+          <w:i/>
+          <w:sz w:val="22"/>
+        </w:rPr>
+        <w:t>Découvrez BrightCalendar en action — interface mobile soignée, fluide et pensée pour être utilisée d'une seule main, sur le terrain.</w:t>
+      </w:r>
+    </w:p>
+    <w:p>
+      <w:pPr>
+        <w:spacing w:after="240"/>
+      </w:pPr>
+    </w:p>
+    <w:tbl>
+      <w:tblPr>
+        <w:tblW w:type="auto" w:w="0"/>
+        <w:jc w:val="center"/>
+        <w:tblLook w:firstColumn="1" w:firstRow="1" w:lastColumn="0" w:lastRow="0" w:noHBand="0" w:noVBand="1" w:val="04A0"/>
+      </w:tblPr>
+      <w:tblGrid>
+        <w:gridCol w:w="4986"/>
+        <w:gridCol w:w="4986"/>
+      </w:tblGrid>
+      <w:tr>
+        <w:tc>
+          <w:tcPr>
+            <w:tcW w:type="dxa" w:w="4986"/>
+          </w:tcPr>
+          <w:p>
+            <w:pPr>
+              <w:jc w:val="center"/>
+            </w:pPr>
+            <w:r/>
+            <w:r>
+              <w:drawing>
+                <wp:inline xmlns:a="http://schemas.openxmlformats.org/drawingml/2006/main" xmlns:pic="http://schemas.openxmlformats.org/drawingml/2006/picture">
+                  <wp:extent cx="2592000" cy="5609354"/>
+                  <wp:docPr id="1" name="Picture 1"/>
+                  <wp:cNvGraphicFramePr>
+                    <a:graphicFrameLocks noChangeAspect="1"/>
+                  </wp:cNvGraphicFramePr>
+                  <a:graphic>
+                    <a:graphicData uri="http://schemas.openxmlformats.org/drawingml/2006/picture">
+                      <pic:pic>
+                        <pic:nvPicPr>
+                          <pic:cNvPr id="0" name="01_calendar.png"/>
+                          <pic:cNvPicPr/>
+                        </pic:nvPicPr>
+                        <pic:blipFill>
+                          <a:blip r:embed="rId9"/>
+                          <a:stretch>
+                            <a:fillRect/>
+                          </a:stretch>
+                        </pic:blipFill>
+                        <pic:spPr>
+                          <a:xfrm>
+                            <a:off x="0" y="0"/>
+                            <a:ext cx="2592000" cy="5609354"/>
+                          </a:xfrm>
+                          <a:prstGeom prst="rect"/>
+                        </pic:spPr>
+                      </pic:pic>
+                    </a:graphicData>
+                  </a:graphic>
+                </wp:inline>
+              </w:drawing>
+            </w:r>
+          </w:p>
+        </w:tc>
+        <w:tc>
+          <w:tcPr>
+            <w:tcW w:type="dxa" w:w="4986"/>
+          </w:tcPr>
+          <w:p>
+            <w:pPr>
+              <w:jc w:val="center"/>
+            </w:pPr>
+            <w:r/>
+            <w:r>
+              <w:drawing>
+                <wp:inline xmlns:a="http://schemas.openxmlformats.org/drawingml/2006/main" xmlns:pic="http://schemas.openxmlformats.org/drawingml/2006/picture">
+                  <wp:extent cx="2592000" cy="5609354"/>
+                  <wp:docPr id="2" name="Picture 2"/>
+                  <wp:cNvGraphicFramePr>
+                    <a:graphicFrameLocks noChangeAspect="1"/>
+                  </wp:cNvGraphicFramePr>
+                  <a:graphic>
+                    <a:graphicData uri="http://schemas.openxmlformats.org/drawingml/2006/picture">
+                      <pic:pic>
+                        <pic:nvPicPr>
+                          <pic:cNvPr id="0" name="06_appointments.png"/>
+                          <pic:cNvPicPr/>
+                        </pic:nvPicPr>
+                        <pic:blipFill>
+                          <a:blip r:embed="rId10"/>
+                          <a:stretch>
+                            <a:fillRect/>
+                          </a:stretch>
+                        </pic:blipFill>
+                        <pic:spPr>
+                          <a:xfrm>
+                            <a:off x="0" y="0"/>
+                            <a:ext cx="2592000" cy="5609354"/>
+                          </a:xfrm>
+                          <a:prstGeom prst="rect"/>
+                        </pic:spPr>
+                      </pic:pic>
+                    </a:graphicData>
+                  </a:graphic>
+                </wp:inline>
+              </w:drawing>
+            </w:r>
+          </w:p>
+        </w:tc>
+      </w:tr>
+      <w:tr>
+        <w:tc>
+          <w:tcPr>
+            <w:tcW w:type="dxa" w:w="4986"/>
+          </w:tcPr>
+          <w:p>
+            <w:pPr>
+              <w:jc w:val="center"/>
+            </w:pPr>
+            <w:r/>
+            <w:r>
+              <w:rPr>
+                <w:b/>
+                <w:color w:val="0891B2"/>
+                <w:sz w:val="20"/>
+              </w:rPr>
+              <w:t>📅 Calendrier principal</w:t>
+            </w:r>
+          </w:p>
+        </w:tc>
+        <w:tc>
+          <w:tcPr>
+            <w:tcW w:type="dxa" w:w="4986"/>
+          </w:tcPr>
+          <w:p>
+            <w:pPr>
+              <w:jc w:val="center"/>
+            </w:pPr>
+            <w:r/>
+            <w:r>
+              <w:rPr>
+                <w:b/>
+                <w:color w:val="0891B2"/>
+                <w:sz w:val="20"/>
+              </w:rPr>
+              <w:t>📋 Tous les rendez-vous</w:t>
+            </w:r>
+          </w:p>
+        </w:tc>
+      </w:tr>
+    </w:tbl>
+    <w:p>
+      <w:pPr>
+        <w:spacing w:after="120"/>
+      </w:pPr>
+    </w:p>
+    <w:tbl>
+      <w:tblPr>
+        <w:tblW w:type="auto" w:w="0"/>
+        <w:jc w:val="center"/>
+        <w:tblLook w:firstColumn="1" w:firstRow="1" w:lastColumn="0" w:lastRow="0" w:noHBand="0" w:noVBand="1" w:val="04A0"/>
+      </w:tblPr>
+      <w:tblGrid>
+        <w:gridCol w:w="4986"/>
+        <w:gridCol w:w="4986"/>
+      </w:tblGrid>
+      <w:tr>
+        <w:tc>
+          <w:tcPr>
+            <w:tcW w:type="dxa" w:w="4986"/>
+          </w:tcPr>
+          <w:p>
+            <w:pPr>
+              <w:jc w:val="center"/>
+            </w:pPr>
+            <w:r/>
+            <w:r>
+              <w:drawing>
+                <wp:inline xmlns:a="http://schemas.openxmlformats.org/drawingml/2006/main" xmlns:pic="http://schemas.openxmlformats.org/drawingml/2006/picture">
+                  <wp:extent cx="2592000" cy="5609354"/>
+                  <wp:docPr id="3" name="Picture 3"/>
+                  <wp:cNvGraphicFramePr>
+                    <a:graphicFrameLocks noChangeAspect="1"/>
+                  </wp:cNvGraphicFramePr>
+                  <a:graphic>
+                    <a:graphicData uri="http://schemas.openxmlformats.org/drawingml/2006/picture">
+                      <pic:pic>
+                        <pic:nvPicPr>
+                          <pic:cNvPr id="0" name="05_create.png"/>
+                          <pic:cNvPicPr/>
+                        </pic:nvPicPr>
+                        <pic:blipFill>
+                          <a:blip r:embed="rId11"/>
+                          <a:stretch>
+                            <a:fillRect/>
+                          </a:stretch>
+                        </pic:blipFill>
+                        <pic:spPr>
+                          <a:xfrm>
+                            <a:off x="0" y="0"/>
+                            <a:ext cx="2592000" cy="5609354"/>
+                          </a:xfrm>
+                          <a:prstGeom prst="rect"/>
+                        </pic:spPr>
+                      </pic:pic>
+                    </a:graphicData>
+                  </a:graphic>
+                </wp:inline>
+              </w:drawing>
+            </w:r>
+          </w:p>
+        </w:tc>
+        <w:tc>
+          <w:tcPr>
+            <w:tcW w:type="dxa" w:w="4986"/>
+          </w:tcPr>
+          <w:p>
+            <w:pPr>
+              <w:jc w:val="center"/>
+            </w:pPr>
+            <w:r/>
+            <w:r>
+              <w:drawing>
+                <wp:inline xmlns:a="http://schemas.openxmlformats.org/drawingml/2006/main" xmlns:pic="http://schemas.openxmlformats.org/drawingml/2006/picture">
+                  <wp:extent cx="2592000" cy="5609354"/>
+                  <wp:docPr id="4" name="Picture 4"/>
+                  <wp:cNvGraphicFramePr>
+                    <a:graphicFrameLocks noChangeAspect="1"/>
+                  </wp:cNvGraphicFramePr>
+                  <a:graphic>
+                    <a:graphicData uri="http://schemas.openxmlformats.org/drawingml/2006/picture">
+                      <pic:pic>
+                        <pic:nvPicPr>
+                          <pic:cNvPr id="0" name="03_clients.png"/>
+                          <pic:cNvPicPr/>
+                        </pic:nvPicPr>
+                        <pic:blipFill>
+                          <a:blip r:embed="rId12"/>
+                          <a:stretch>
+                            <a:fillRect/>
+                          </a:stretch>
+                        </pic:blipFill>
+                        <pic:spPr>
+                          <a:xfrm>
+                            <a:off x="0" y="0"/>
+                            <a:ext cx="2592000" cy="5609354"/>
+                          </a:xfrm>
+                          <a:prstGeom prst="rect"/>
+                        </pic:spPr>
+                      </pic:pic>
+                    </a:graphicData>
+                  </a:graphic>
+                </wp:inline>
+              </w:drawing>
+            </w:r>
+          </w:p>
+        </w:tc>
+      </w:tr>
+      <w:tr>
+        <w:tc>
+          <w:tcPr>
+            <w:tcW w:type="dxa" w:w="4986"/>
+          </w:tcPr>
+          <w:p>
+            <w:pPr>
+              <w:jc w:val="center"/>
+            </w:pPr>
+            <w:r/>
+            <w:r>
+              <w:rPr>
+                <w:b/>
+                <w:color w:val="0891B2"/>
+                <w:sz w:val="20"/>
+              </w:rPr>
+              <w:t>➕ Nouveau rendez-vous</w:t>
+            </w:r>
+          </w:p>
+        </w:tc>
+        <w:tc>
+          <w:tcPr>
+            <w:tcW w:type="dxa" w:w="4986"/>
+          </w:tcPr>
+          <w:p>
+            <w:pPr>
+              <w:jc w:val="center"/>
+            </w:pPr>
+            <w:r/>
+            <w:r>
+              <w:rPr>
+                <w:b/>
+                <w:color w:val="0891B2"/>
+                <w:sz w:val="20"/>
+              </w:rPr>
+              <w:t>👥 Base de clients (CRM)</w:t>
+            </w:r>
+          </w:p>
+        </w:tc>
+      </w:tr>
+    </w:tbl>
+    <w:p>
+      <w:pPr>
+        <w:spacing w:after="120"/>
+      </w:pPr>
+    </w:p>
+    <w:tbl>
+      <w:tblPr>
+        <w:tblW w:type="auto" w:w="0"/>
+        <w:jc w:val="center"/>
+        <w:tblLook w:firstColumn="1" w:firstRow="1" w:lastColumn="0" w:lastRow="0" w:noHBand="0" w:noVBand="1" w:val="04A0"/>
+      </w:tblPr>
+      <w:tblGrid>
+        <w:gridCol w:w="4986"/>
+        <w:gridCol w:w="4986"/>
+      </w:tblGrid>
+      <w:tr>
+        <w:tc>
+          <w:tcPr>
+            <w:tcW w:type="dxa" w:w="4986"/>
+          </w:tcPr>
+          <w:p>
+            <w:pPr>
+              <w:jc w:val="center"/>
+            </w:pPr>
+            <w:r/>
+            <w:r>
+              <w:drawing>
+                <wp:inline xmlns:a="http://schemas.openxmlformats.org/drawingml/2006/main" xmlns:pic="http://schemas.openxmlformats.org/drawingml/2006/picture">
+                  <wp:extent cx="2592000" cy="5609354"/>
+                  <wp:docPr id="5" name="Picture 5"/>
+                  <wp:cNvGraphicFramePr>
+                    <a:graphicFrameLocks noChangeAspect="1"/>
+                  </wp:cNvGraphicFramePr>
+                  <a:graphic>
+                    <a:graphicData uri="http://schemas.openxmlformats.org/drawingml/2006/picture">
+                      <pic:pic>
+                        <pic:nvPicPr>
+                          <pic:cNvPr id="0" name="04_estimate.png"/>
+                          <pic:cNvPicPr/>
+                        </pic:nvPicPr>
+                        <pic:blipFill>
+                          <a:blip r:embed="rId13"/>
+                          <a:stretch>
+                            <a:fillRect/>
+                          </a:stretch>
+                        </pic:blipFill>
+                        <pic:spPr>
+                          <a:xfrm>
+                            <a:off x="0" y="0"/>
+                            <a:ext cx="2592000" cy="5609354"/>
+                          </a:xfrm>
+                          <a:prstGeom prst="rect"/>
+                        </pic:spPr>
+                      </pic:pic>
+                    </a:graphicData>
+                  </a:graphic>
+                </wp:inline>
+              </w:drawing>
+            </w:r>
+          </w:p>
+        </w:tc>
+        <w:tc>
+          <w:tcPr>
+            <w:tcW w:type="dxa" w:w="4986"/>
+          </w:tcPr>
+          <w:p>
+            <w:pPr>
+              <w:jc w:val="center"/>
+            </w:pPr>
+            <w:r/>
+            <w:r>
+              <w:drawing>
+                <wp:inline xmlns:a="http://schemas.openxmlformats.org/drawingml/2006/main" xmlns:pic="http://schemas.openxmlformats.org/drawingml/2006/picture">
+                  <wp:extent cx="2592000" cy="5609354"/>
+                  <wp:docPr id="6" name="Picture 6"/>
+                  <wp:cNvGraphicFramePr>
+                    <a:graphicFrameLocks noChangeAspect="1"/>
+                  </wp:cNvGraphicFramePr>
+                  <a:graphic>
+                    <a:graphicData uri="http://schemas.openxmlformats.org/drawingml/2006/picture">
+                      <pic:pic>
+                        <pic:nvPicPr>
+                          <pic:cNvPr id="0" name="02_campaigns.png"/>
+                          <pic:cNvPicPr/>
+                        </pic:nvPicPr>
+                        <pic:blipFill>
+                          <a:blip r:embed="rId14"/>
+                          <a:stretch>
+                            <a:fillRect/>
+                          </a:stretch>
+                        </pic:blipFill>
+                        <pic:spPr>
+                          <a:xfrm>
+                            <a:off x="0" y="0"/>
+                            <a:ext cx="2592000" cy="5609354"/>
+                          </a:xfrm>
+                          <a:prstGeom prst="rect"/>
+                        </pic:spPr>
+                      </pic:pic>
+                    </a:graphicData>
+                  </a:graphic>
+                </wp:inline>
+              </w:drawing>
+            </w:r>
+          </w:p>
+        </w:tc>
+      </w:tr>
+      <w:tr>
+        <w:tc>
+          <w:tcPr>
+            <w:tcW w:type="dxa" w:w="4986"/>
+          </w:tcPr>
+          <w:p>
+            <w:pPr>
+              <w:jc w:val="center"/>
+            </w:pPr>
+            <w:r/>
+            <w:r>
+              <w:rPr>
+                <w:b/>
+                <w:color w:val="0891B2"/>
+                <w:sz w:val="20"/>
+              </w:rPr>
+              <w:t>💰 Outil d'estimation</w:t>
+            </w:r>
+          </w:p>
+        </w:tc>
+        <w:tc>
+          <w:tcPr>
+            <w:tcW w:type="dxa" w:w="4986"/>
+          </w:tcPr>
+          <w:p>
+            <w:pPr>
+              <w:jc w:val="center"/>
+            </w:pPr>
+            <w:r/>
+            <w:r>
+              <w:rPr>
+                <w:b/>
+                <w:color w:val="0891B2"/>
+                <w:sz w:val="20"/>
+              </w:rPr>
+              <w:t>✉️ Campagnes marketing</w:t>
+            </w:r>
+          </w:p>
+        </w:tc>
+      </w:tr>
+    </w:tbl>
+    <w:p>
+      <w:pPr>
+        <w:spacing w:after="120"/>
+      </w:pPr>
+    </w:p>
+    <w:p>
+      <w:pPr>
+        <w:spacing w:after="160"/>
+      </w:pPr>
+    </w:p>
+    <w:p>
+      <w:pPr>
+        <w:jc w:val="center"/>
+      </w:pPr>
+      <w:r>
+        <w:rPr>
+          <w:b/>
+          <w:i/>
+          <w:color w:val="10B981"/>
+          <w:sz w:val="22"/>
+        </w:rPr>
+        <w:t>🎯 Interface conçue pour la productivité sur le terrain</w:t>
+      </w:r>
+    </w:p>
+    <w:p>
+      <w:r>
+        <w:br w:type="page"/>
+      </w:r>
+    </w:p>
+    <w:p>
+      <w:pPr>
+        <w:spacing w:before="200" w:after="120"/>
+        <w:jc w:val="center"/>
+      </w:pPr>
+      <w:r>
+        <w:rPr>
+          <w:b/>
+          <w:color w:val="0891B2"/>
+          <w:sz w:val="44"/>
+        </w:rPr>
         <w:t>Nos forfaits</w:t>
       </w:r>
     </w:p>
